--- a/kp/obuchenie-aleksey/AI_в_кадре_обучение_реалистичное_видео.docx
+++ b/kp/obuchenie-aleksey/AI_в_кадре_обучение_реалистичное_видео.docx
@@ -280,7 +280,7 @@
                 <w:sz w:val="19"/>
                 <w:spacing w:val="16"/>
               </w:rPr>
-              <w:t>ПОЛНАЯ ПРОГРАММА</w:t>
+              <w:t>ПОЛНЫЙ КУРС · −50%</w:t>
             </w:r>
           </w:p>
           <w:p>
@@ -312,7 +312,7 @@
                 <w:color w:val="E6F7F5"/>
                 <w:sz w:val="19"/>
               </w:rPr>
-              <w:t>реализм уровня ролика Formacar</w:t>
+              <w:t>вместо 200 000 ₽ · любые AI-видео</w:t>
             </w:r>
           </w:p>
         </w:tc>
@@ -982,7 +982,7 @@
           <w:color w:val="101010"/>
           <w:sz w:val="22"/>
         </w:rPr>
-        <w:t>Реалистичный автомобильный ролик, который мы делали для Formacar, — хороший ориентир. В полной программе разбираем именно такие задачи: как добиться реалистичной машины, света и движения, как держать одного персонажа во всех сценах и как собрать всё в динамичный монтаж.</w:t>
+        <w:t>Реалистичный автомобильный ролик, который мы делали для Formacar, — хороший ориентир. В полном курсе разбираем именно такие задачи: как добиться реалистичной машины, света и движения, как держать одного персонажа во всех сценах и как собрать всё в динамичный монтаж.</w:t>
       </w:r>
     </w:p>
     <w:p>
@@ -1036,9 +1036,9 @@
         <w:tblLayout w:type="fixed"/>
       </w:tblPr>
       <w:tblGrid>
-        <w:gridCol w:w="4819"/>
         <w:gridCol w:w="2268"/>
-        <w:gridCol w:w="2268"/>
+        <w:gridCol w:w="3118"/>
+        <w:gridCol w:w="3969"/>
       </w:tblGrid>
       <w:tr>
         <w:trPr>
@@ -1047,7 +1047,7 @@
         </w:trPr>
         <w:tc>
           <w:tcPr>
-            <w:tcW w:type="dxa" w:w="4819"/>
+            <w:tcW w:type="dxa" w:w="2268"/>
             <w:shd w:val="clear" w:color="auto" w:fill="0E8F7D"/>
             <w:tcBorders>
               <w:top w:val="single" w:sz="4" w:space="0" w:color="0E8F7D"/>
@@ -1076,13 +1076,13 @@
                 <w:color w:val="FFFFFF"/>
                 <w:sz w:val="18"/>
               </w:rPr>
-              <w:t>Блок программы</w:t>
+              <w:t>Параметр</w:t>
             </w:r>
           </w:p>
         </w:tc>
         <w:tc>
           <w:tcPr>
-            <w:tcW w:type="dxa" w:w="2268"/>
+            <w:tcW w:type="dxa" w:w="3118"/>
             <w:shd w:val="clear" w:color="auto" w:fill="0E8F7D"/>
             <w:tcBorders>
               <w:top w:val="single" w:sz="4" w:space="0" w:color="0E8F7D"/>
@@ -1117,7 +1117,7 @@
         </w:tc>
         <w:tc>
           <w:tcPr>
-            <w:tcW w:type="dxa" w:w="2268"/>
+            <w:tcW w:type="dxa" w:w="3969"/>
             <w:shd w:val="clear" w:color="auto" w:fill="0E8F7D"/>
             <w:tcBorders>
               <w:top w:val="single" w:sz="4" w:space="0" w:color="0E8F7D"/>
@@ -1146,7 +1146,7 @@
                 <w:color w:val="FFFFFF"/>
                 <w:sz w:val="18"/>
               </w:rPr>
-              <w:t>Полная программа · 99 990 ₽</w:t>
+              <w:t>Полный курс · 99 990 ₽</w:t>
             </w:r>
           </w:p>
         </w:tc>
@@ -1157,7 +1157,7 @@
         </w:trPr>
         <w:tc>
           <w:tcPr>
-            <w:tcW w:type="dxa" w:w="4819"/>
+            <w:tcW w:type="dxa" w:w="2268"/>
             <w:shd w:val="clear" w:color="auto" w:fill="E6F7F5"/>
             <w:tcBorders>
               <w:top w:val="single" w:sz="4" w:space="0" w:color="E2E8E6"/>
@@ -1185,13 +1185,13 @@
                 <w:color w:val="0E8F7D"/>
                 <w:sz w:val="19"/>
               </w:rPr>
-              <w:t>Основы и инструменты</w:t>
+              <w:t>Что изучаете</w:t>
             </w:r>
           </w:p>
         </w:tc>
         <w:tc>
           <w:tcPr>
-            <w:tcW w:type="dxa" w:w="2268"/>
+            <w:tcW w:type="dxa" w:w="3118"/>
             <w:shd w:val="clear" w:color="auto" w:fill="E6F7F5"/>
             <w:tcBorders>
               <w:top w:val="single" w:sz="4" w:space="0" w:color="E2E8E6"/>
@@ -1219,13 +1219,13 @@
                 <w:color w:val="333333"/>
                 <w:sz w:val="19"/>
               </w:rPr>
-              <w:t>✓</w:t>
+              <w:t>Создание рекламных роликов</w:t>
             </w:r>
           </w:p>
         </w:tc>
         <w:tc>
           <w:tcPr>
-            <w:tcW w:type="dxa" w:w="2268"/>
+            <w:tcW w:type="dxa" w:w="3969"/>
             <w:shd w:val="clear" w:color="auto" w:fill="E6F7F5"/>
             <w:tcBorders>
               <w:top w:val="single" w:sz="4" w:space="0" w:color="E2E8E6"/>
@@ -1253,7 +1253,7 @@
                 <w:color w:val="333333"/>
                 <w:sz w:val="19"/>
               </w:rPr>
-              <w:t>✓</w:t>
+              <w:t>Любые видеоролики с помощью нейросетей</w:t>
             </w:r>
           </w:p>
         </w:tc>
@@ -1264,7 +1264,7 @@
         </w:trPr>
         <w:tc>
           <w:tcPr>
-            <w:tcW w:type="dxa" w:w="4819"/>
+            <w:tcW w:type="dxa" w:w="2268"/>
             <w:shd w:val="clear" w:color="auto" w:fill="FFFFFF"/>
             <w:tcBorders>
               <w:top w:val="single" w:sz="4" w:space="0" w:color="E2E8E6"/>
@@ -1292,13 +1292,13 @@
                 <w:color w:val="0E8F7D"/>
                 <w:sz w:val="19"/>
               </w:rPr>
-              <w:t>Промпт кадра: композиция, свет, стиль</w:t>
+              <w:t>Инструменты</w:t>
             </w:r>
           </w:p>
         </w:tc>
         <w:tc>
           <w:tcPr>
-            <w:tcW w:type="dxa" w:w="2268"/>
+            <w:tcW w:type="dxa" w:w="3118"/>
             <w:shd w:val="clear" w:color="auto" w:fill="FFFFFF"/>
             <w:tcBorders>
               <w:top w:val="single" w:sz="4" w:space="0" w:color="E2E8E6"/>
@@ -1326,13 +1326,13 @@
                 <w:color w:val="333333"/>
                 <w:sz w:val="19"/>
               </w:rPr>
-              <w:t>✓</w:t>
+              <w:t>Для рекламного видео</w:t>
             </w:r>
           </w:p>
         </w:tc>
         <w:tc>
           <w:tcPr>
-            <w:tcW w:type="dxa" w:w="2268"/>
+            <w:tcW w:type="dxa" w:w="3969"/>
             <w:shd w:val="clear" w:color="auto" w:fill="FFFFFF"/>
             <w:tcBorders>
               <w:top w:val="single" w:sz="4" w:space="0" w:color="E2E8E6"/>
@@ -1360,7 +1360,7 @@
                 <w:color w:val="333333"/>
                 <w:sz w:val="19"/>
               </w:rPr>
-              <w:t>✓</w:t>
+              <w:t>Все актуальные инструменты AI-видео</w:t>
             </w:r>
           </w:p>
         </w:tc>
@@ -1371,7 +1371,7 @@
         </w:trPr>
         <w:tc>
           <w:tcPr>
-            <w:tcW w:type="dxa" w:w="4819"/>
+            <w:tcW w:type="dxa" w:w="2268"/>
             <w:shd w:val="clear" w:color="auto" w:fill="E6F7F5"/>
             <w:tcBorders>
               <w:top w:val="single" w:sz="4" w:space="0" w:color="E2E8E6"/>
@@ -1399,13 +1399,13 @@
                 <w:color w:val="0E8F7D"/>
                 <w:sz w:val="19"/>
               </w:rPr>
-              <w:t>Оживление кадров и монтаж</w:t>
+              <w:t>Глубина</w:t>
             </w:r>
           </w:p>
         </w:tc>
         <w:tc>
           <w:tcPr>
-            <w:tcW w:type="dxa" w:w="2268"/>
+            <w:tcW w:type="dxa" w:w="3118"/>
             <w:shd w:val="clear" w:color="auto" w:fill="E6F7F5"/>
             <w:tcBorders>
               <w:top w:val="single" w:sz="4" w:space="0" w:color="E2E8E6"/>
@@ -1433,13 +1433,13 @@
                 <w:color w:val="333333"/>
                 <w:sz w:val="19"/>
               </w:rPr>
-              <w:t>✓</w:t>
+              <w:t>Рекламный ролик под ключ</w:t>
             </w:r>
           </w:p>
         </w:tc>
         <w:tc>
           <w:tcPr>
-            <w:tcW w:type="dxa" w:w="2268"/>
+            <w:tcW w:type="dxa" w:w="3969"/>
             <w:shd w:val="clear" w:color="auto" w:fill="E6F7F5"/>
             <w:tcBorders>
               <w:top w:val="single" w:sz="4" w:space="0" w:color="E2E8E6"/>
@@ -1467,7 +1467,7 @@
                 <w:color w:val="333333"/>
                 <w:sz w:val="19"/>
               </w:rPr>
-              <w:t>✓</w:t>
+              <w:t>От базовых концепций до продвинутых пайплайнов</w:t>
             </w:r>
           </w:p>
         </w:tc>
@@ -1478,7 +1478,7 @@
         </w:trPr>
         <w:tc>
           <w:tcPr>
-            <w:tcW w:type="dxa" w:w="4819"/>
+            <w:tcW w:type="dxa" w:w="2268"/>
             <w:shd w:val="clear" w:color="auto" w:fill="FFFFFF"/>
             <w:tcBorders>
               <w:top w:val="single" w:sz="4" w:space="0" w:color="E2E8E6"/>
@@ -1506,13 +1506,13 @@
                 <w:color w:val="0E8F7D"/>
                 <w:sz w:val="19"/>
               </w:rPr>
-              <w:t>Рекламный ролик под ключ</w:t>
+              <w:t>Наставник и обратная связь</w:t>
             </w:r>
           </w:p>
         </w:tc>
         <w:tc>
           <w:tcPr>
-            <w:tcW w:type="dxa" w:w="2268"/>
+            <w:tcW w:type="dxa" w:w="3118"/>
             <w:shd w:val="clear" w:color="auto" w:fill="FFFFFF"/>
             <w:tcBorders>
               <w:top w:val="single" w:sz="4" w:space="0" w:color="E2E8E6"/>
@@ -1540,13 +1540,13 @@
                 <w:color w:val="333333"/>
                 <w:sz w:val="19"/>
               </w:rPr>
-              <w:t>✓</w:t>
+              <w:t>—</w:t>
             </w:r>
           </w:p>
         </w:tc>
         <w:tc>
           <w:tcPr>
-            <w:tcW w:type="dxa" w:w="2268"/>
+            <w:tcW w:type="dxa" w:w="3969"/>
             <w:shd w:val="clear" w:color="auto" w:fill="FFFFFF"/>
             <w:tcBorders>
               <w:top w:val="single" w:sz="4" w:space="0" w:color="E2E8E6"/>
@@ -1574,7 +1574,7 @@
                 <w:color w:val="333333"/>
                 <w:sz w:val="19"/>
               </w:rPr>
-              <w:t>✓</w:t>
+              <w:t>Проверка домашних работ, личные рекомендации, карьерные подсказки, помощь с проектом</w:t>
             </w:r>
           </w:p>
         </w:tc>
@@ -1585,7 +1585,7 @@
         </w:trPr>
         <w:tc>
           <w:tcPr>
-            <w:tcW w:type="dxa" w:w="4819"/>
+            <w:tcW w:type="dxa" w:w="2268"/>
             <w:shd w:val="clear" w:color="auto" w:fill="E6F7F5"/>
             <w:tcBorders>
               <w:top w:val="single" w:sz="4" w:space="0" w:color="E2E8E6"/>
@@ -1613,13 +1613,13 @@
                 <w:color w:val="0E8F7D"/>
                 <w:sz w:val="19"/>
               </w:rPr>
-              <w:t>Свой персонаж во всех сценах</w:t>
+              <w:t>Практика на реальных кейсах</w:t>
             </w:r>
           </w:p>
         </w:tc>
         <w:tc>
           <w:tcPr>
-            <w:tcW w:type="dxa" w:w="2268"/>
+            <w:tcW w:type="dxa" w:w="3118"/>
             <w:shd w:val="clear" w:color="auto" w:fill="E6F7F5"/>
             <w:tcBorders>
               <w:top w:val="single" w:sz="4" w:space="0" w:color="E2E8E6"/>
@@ -1653,7 +1653,7 @@
         </w:tc>
         <w:tc>
           <w:tcPr>
-            <w:tcW w:type="dxa" w:w="2268"/>
+            <w:tcW w:type="dxa" w:w="3969"/>
             <w:shd w:val="clear" w:color="auto" w:fill="E6F7F5"/>
             <w:tcBorders>
               <w:top w:val="single" w:sz="4" w:space="0" w:color="E2E8E6"/>
@@ -1681,7 +1681,7 @@
                 <w:color w:val="333333"/>
                 <w:sz w:val="19"/>
               </w:rPr>
-              <w:t>✓</w:t>
+              <w:t>С первого дня: все процессы изнутри</w:t>
             </w:r>
           </w:p>
         </w:tc>
@@ -1692,7 +1692,7 @@
         </w:trPr>
         <w:tc>
           <w:tcPr>
-            <w:tcW w:type="dxa" w:w="4819"/>
+            <w:tcW w:type="dxa" w:w="2268"/>
             <w:shd w:val="clear" w:color="auto" w:fill="FFFFFF"/>
             <w:tcBorders>
               <w:top w:val="single" w:sz="4" w:space="0" w:color="E2E8E6"/>
@@ -1720,13 +1720,13 @@
                 <w:color w:val="0E8F7D"/>
                 <w:sz w:val="19"/>
               </w:rPr>
-              <w:t>Кино-реализм: кожа, оптика, физика</w:t>
+              <w:t>Приглашение в команду</w:t>
             </w:r>
           </w:p>
         </w:tc>
         <w:tc>
           <w:tcPr>
-            <w:tcW w:type="dxa" w:w="2268"/>
+            <w:tcW w:type="dxa" w:w="3118"/>
             <w:shd w:val="clear" w:color="auto" w:fill="FFFFFF"/>
             <w:tcBorders>
               <w:top w:val="single" w:sz="4" w:space="0" w:color="E2E8E6"/>
@@ -1760,7 +1760,7 @@
         </w:tc>
         <w:tc>
           <w:tcPr>
-            <w:tcW w:type="dxa" w:w="2268"/>
+            <w:tcW w:type="dxa" w:w="3969"/>
             <w:shd w:val="clear" w:color="auto" w:fill="FFFFFF"/>
             <w:tcBorders>
               <w:top w:val="single" w:sz="4" w:space="0" w:color="E2E8E6"/>
@@ -1788,7 +1788,7 @@
                 <w:color w:val="333333"/>
                 <w:sz w:val="19"/>
               </w:rPr>
-              <w:t>✓</w:t>
+              <w:t>Реальный шанс стать частью нашей студии</w:t>
             </w:r>
           </w:p>
         </w:tc>
@@ -1799,7 +1799,7 @@
         </w:trPr>
         <w:tc>
           <w:tcPr>
-            <w:tcW w:type="dxa" w:w="4819"/>
+            <w:tcW w:type="dxa" w:w="2268"/>
             <w:shd w:val="clear" w:color="auto" w:fill="E6F7F5"/>
             <w:tcBorders>
               <w:top w:val="single" w:sz="4" w:space="0" w:color="E2E8E6"/>
@@ -1827,13 +1827,13 @@
                 <w:color w:val="0E8F7D"/>
                 <w:sz w:val="19"/>
               </w:rPr>
-              <w:t>Сложное движение камеры и экшн</w:t>
+              <w:t>Материалы</w:t>
             </w:r>
           </w:p>
         </w:tc>
         <w:tc>
           <w:tcPr>
-            <w:tcW w:type="dxa" w:w="2268"/>
+            <w:tcW w:type="dxa" w:w="3118"/>
             <w:shd w:val="clear" w:color="auto" w:fill="E6F7F5"/>
             <w:tcBorders>
               <w:top w:val="single" w:sz="4" w:space="0" w:color="E2E8E6"/>
@@ -1861,13 +1861,13 @@
                 <w:color w:val="333333"/>
                 <w:sz w:val="19"/>
               </w:rPr>
-              <w:t>—</w:t>
+              <w:t>PDF-конспекты, записи занятий, чек-листы</w:t>
             </w:r>
           </w:p>
         </w:tc>
         <w:tc>
           <w:tcPr>
-            <w:tcW w:type="dxa" w:w="2268"/>
+            <w:tcW w:type="dxa" w:w="3969"/>
             <w:shd w:val="clear" w:color="auto" w:fill="E6F7F5"/>
             <w:tcBorders>
               <w:top w:val="single" w:sz="4" w:space="0" w:color="E2E8E6"/>
@@ -1895,7 +1895,7 @@
                 <w:color w:val="333333"/>
                 <w:sz w:val="19"/>
               </w:rPr>
-              <w:t>✓</w:t>
+              <w:t>PDF-конспекты, записи занятий, чек-листы</w:t>
             </w:r>
           </w:p>
         </w:tc>
@@ -1906,329 +1906,8 @@
         </w:trPr>
         <w:tc>
           <w:tcPr>
-            <w:tcW w:type="dxa" w:w="4819"/>
-            <w:shd w:val="clear" w:color="auto" w:fill="FFFFFF"/>
-            <w:tcBorders>
-              <w:top w:val="single" w:sz="4" w:space="0" w:color="E2E8E6"/>
-              <w:left w:val="single" w:sz="4" w:space="0" w:color="E2E8E6"/>
-              <w:bottom w:val="single" w:sz="4" w:space="0" w:color="E2E8E6"/>
-              <w:right w:val="single" w:sz="4" w:space="0" w:color="E2E8E6"/>
-            </w:tcBorders>
-            <w:tcMar>
-              <w:top w:w="100" w:type="dxa"/>
-              <w:left w:w="140" w:type="dxa"/>
-              <w:bottom w:w="100" w:type="dxa"/>
-              <w:right w:w="140" w:type="dxa"/>
-            </w:tcMar>
-          </w:tcPr>
-          <w:p>
-            <w:pPr>
-              <w:spacing w:before="60" w:after="60" w:line="288" w:lineRule="auto"/>
-              <w:keepNext/>
-            </w:pPr>
-            <w:r>
-              <w:rPr>
-                <w:rFonts w:ascii="Arial" w:hAnsi="Arial" w:cs="Arial" w:eastAsia="Arial"/>
-                <w:b/>
-                <w:i w:val="0"/>
-                <w:color w:val="0E8F7D"/>
-                <w:sz w:val="19"/>
-              </w:rPr>
-              <w:t>Голос, синхрон губ, саунд-дизайн</w:t>
-            </w:r>
-          </w:p>
-        </w:tc>
-        <w:tc>
-          <w:tcPr>
             <w:tcW w:type="dxa" w:w="2268"/>
             <w:shd w:val="clear" w:color="auto" w:fill="FFFFFF"/>
-            <w:tcBorders>
-              <w:top w:val="single" w:sz="4" w:space="0" w:color="E2E8E6"/>
-              <w:left w:val="single" w:sz="4" w:space="0" w:color="E2E8E6"/>
-              <w:bottom w:val="single" w:sz="4" w:space="0" w:color="E2E8E6"/>
-              <w:right w:val="single" w:sz="4" w:space="0" w:color="E2E8E6"/>
-            </w:tcBorders>
-            <w:tcMar>
-              <w:top w:w="100" w:type="dxa"/>
-              <w:left w:w="140" w:type="dxa"/>
-              <w:bottom w:w="100" w:type="dxa"/>
-              <w:right w:w="140" w:type="dxa"/>
-            </w:tcMar>
-          </w:tcPr>
-          <w:p>
-            <w:pPr>
-              <w:spacing w:before="60" w:after="60" w:line="288" w:lineRule="auto"/>
-              <w:keepNext/>
-            </w:pPr>
-            <w:r>
-              <w:rPr>
-                <w:rFonts w:ascii="Arial" w:hAnsi="Arial" w:cs="Arial" w:eastAsia="Arial"/>
-                <w:b w:val="0"/>
-                <w:i w:val="0"/>
-                <w:color w:val="333333"/>
-                <w:sz w:val="19"/>
-              </w:rPr>
-              <w:t>—</w:t>
-            </w:r>
-          </w:p>
-        </w:tc>
-        <w:tc>
-          <w:tcPr>
-            <w:tcW w:type="dxa" w:w="2268"/>
-            <w:shd w:val="clear" w:color="auto" w:fill="FFFFFF"/>
-            <w:tcBorders>
-              <w:top w:val="single" w:sz="4" w:space="0" w:color="E2E8E6"/>
-              <w:left w:val="single" w:sz="4" w:space="0" w:color="E2E8E6"/>
-              <w:bottom w:val="single" w:sz="4" w:space="0" w:color="E2E8E6"/>
-              <w:right w:val="single" w:sz="4" w:space="0" w:color="E2E8E6"/>
-            </w:tcBorders>
-            <w:tcMar>
-              <w:top w:w="100" w:type="dxa"/>
-              <w:left w:w="140" w:type="dxa"/>
-              <w:bottom w:w="100" w:type="dxa"/>
-              <w:right w:w="140" w:type="dxa"/>
-            </w:tcMar>
-          </w:tcPr>
-          <w:p>
-            <w:pPr>
-              <w:spacing w:before="60" w:after="60" w:line="288" w:lineRule="auto"/>
-              <w:keepNext/>
-            </w:pPr>
-            <w:r>
-              <w:rPr>
-                <w:rFonts w:ascii="Arial" w:hAnsi="Arial" w:cs="Arial" w:eastAsia="Arial"/>
-                <w:b w:val="0"/>
-                <w:i w:val="0"/>
-                <w:color w:val="333333"/>
-                <w:sz w:val="19"/>
-              </w:rPr>
-              <w:t>✓</w:t>
-            </w:r>
-          </w:p>
-        </w:tc>
-      </w:tr>
-      <w:tr>
-        <w:trPr>
-          <w:cantSplit/>
-        </w:trPr>
-        <w:tc>
-          <w:tcPr>
-            <w:tcW w:type="dxa" w:w="4819"/>
-            <w:shd w:val="clear" w:color="auto" w:fill="E6F7F5"/>
-            <w:tcBorders>
-              <w:top w:val="single" w:sz="4" w:space="0" w:color="E2E8E6"/>
-              <w:left w:val="single" w:sz="4" w:space="0" w:color="E2E8E6"/>
-              <w:bottom w:val="single" w:sz="4" w:space="0" w:color="E2E8E6"/>
-              <w:right w:val="single" w:sz="4" w:space="0" w:color="E2E8E6"/>
-            </w:tcBorders>
-            <w:tcMar>
-              <w:top w:w="100" w:type="dxa"/>
-              <w:left w:w="140" w:type="dxa"/>
-              <w:bottom w:w="100" w:type="dxa"/>
-              <w:right w:w="140" w:type="dxa"/>
-            </w:tcMar>
-          </w:tcPr>
-          <w:p>
-            <w:pPr>
-              <w:spacing w:before="60" w:after="60" w:line="288" w:lineRule="auto"/>
-              <w:keepNext/>
-            </w:pPr>
-            <w:r>
-              <w:rPr>
-                <w:rFonts w:ascii="Arial" w:hAnsi="Arial" w:cs="Arial" w:eastAsia="Arial"/>
-                <w:b/>
-                <w:i w:val="0"/>
-                <w:color w:val="0E8F7D"/>
-                <w:sz w:val="19"/>
-              </w:rPr>
-              <w:t>Финальный проект с разбором</w:t>
-            </w:r>
-          </w:p>
-        </w:tc>
-        <w:tc>
-          <w:tcPr>
-            <w:tcW w:type="dxa" w:w="2268"/>
-            <w:shd w:val="clear" w:color="auto" w:fill="E6F7F5"/>
-            <w:tcBorders>
-              <w:top w:val="single" w:sz="4" w:space="0" w:color="E2E8E6"/>
-              <w:left w:val="single" w:sz="4" w:space="0" w:color="E2E8E6"/>
-              <w:bottom w:val="single" w:sz="4" w:space="0" w:color="E2E8E6"/>
-              <w:right w:val="single" w:sz="4" w:space="0" w:color="E2E8E6"/>
-            </w:tcBorders>
-            <w:tcMar>
-              <w:top w:w="100" w:type="dxa"/>
-              <w:left w:w="140" w:type="dxa"/>
-              <w:bottom w:w="100" w:type="dxa"/>
-              <w:right w:w="140" w:type="dxa"/>
-            </w:tcMar>
-          </w:tcPr>
-          <w:p>
-            <w:pPr>
-              <w:spacing w:before="60" w:after="60" w:line="288" w:lineRule="auto"/>
-              <w:keepNext/>
-            </w:pPr>
-            <w:r>
-              <w:rPr>
-                <w:rFonts w:ascii="Arial" w:hAnsi="Arial" w:cs="Arial" w:eastAsia="Arial"/>
-                <w:b w:val="0"/>
-                <w:i w:val="0"/>
-                <w:color w:val="333333"/>
-                <w:sz w:val="19"/>
-              </w:rPr>
-              <w:t>—</w:t>
-            </w:r>
-          </w:p>
-        </w:tc>
-        <w:tc>
-          <w:tcPr>
-            <w:tcW w:type="dxa" w:w="2268"/>
-            <w:shd w:val="clear" w:color="auto" w:fill="E6F7F5"/>
-            <w:tcBorders>
-              <w:top w:val="single" w:sz="4" w:space="0" w:color="E2E8E6"/>
-              <w:left w:val="single" w:sz="4" w:space="0" w:color="E2E8E6"/>
-              <w:bottom w:val="single" w:sz="4" w:space="0" w:color="E2E8E6"/>
-              <w:right w:val="single" w:sz="4" w:space="0" w:color="E2E8E6"/>
-            </w:tcBorders>
-            <w:tcMar>
-              <w:top w:w="100" w:type="dxa"/>
-              <w:left w:w="140" w:type="dxa"/>
-              <w:bottom w:w="100" w:type="dxa"/>
-              <w:right w:w="140" w:type="dxa"/>
-            </w:tcMar>
-          </w:tcPr>
-          <w:p>
-            <w:pPr>
-              <w:spacing w:before="60" w:after="60" w:line="288" w:lineRule="auto"/>
-              <w:keepNext/>
-            </w:pPr>
-            <w:r>
-              <w:rPr>
-                <w:rFonts w:ascii="Arial" w:hAnsi="Arial" w:cs="Arial" w:eastAsia="Arial"/>
-                <w:b w:val="0"/>
-                <w:i w:val="0"/>
-                <w:color w:val="333333"/>
-                <w:sz w:val="19"/>
-              </w:rPr>
-              <w:t>✓</w:t>
-            </w:r>
-          </w:p>
-        </w:tc>
-      </w:tr>
-      <w:tr>
-        <w:trPr>
-          <w:cantSplit/>
-        </w:trPr>
-        <w:tc>
-          <w:tcPr>
-            <w:tcW w:type="dxa" w:w="4819"/>
-            <w:shd w:val="clear" w:color="auto" w:fill="FFFFFF"/>
-            <w:tcBorders>
-              <w:top w:val="single" w:sz="4" w:space="0" w:color="E2E8E6"/>
-              <w:left w:val="single" w:sz="4" w:space="0" w:color="E2E8E6"/>
-              <w:bottom w:val="single" w:sz="4" w:space="0" w:color="E2E8E6"/>
-              <w:right w:val="single" w:sz="4" w:space="0" w:color="E2E8E6"/>
-            </w:tcBorders>
-            <w:tcMar>
-              <w:top w:w="100" w:type="dxa"/>
-              <w:left w:w="140" w:type="dxa"/>
-              <w:bottom w:w="100" w:type="dxa"/>
-              <w:right w:w="140" w:type="dxa"/>
-            </w:tcMar>
-          </w:tcPr>
-          <w:p>
-            <w:pPr>
-              <w:spacing w:before="60" w:after="60" w:line="288" w:lineRule="auto"/>
-              <w:keepNext/>
-            </w:pPr>
-            <w:r>
-              <w:rPr>
-                <w:rFonts w:ascii="Arial" w:hAnsi="Arial" w:cs="Arial" w:eastAsia="Arial"/>
-                <w:b/>
-                <w:i w:val="0"/>
-                <w:color w:val="0E8F7D"/>
-                <w:sz w:val="19"/>
-              </w:rPr>
-              <w:t>PDF-конспекты, записи, чек-листы</w:t>
-            </w:r>
-          </w:p>
-        </w:tc>
-        <w:tc>
-          <w:tcPr>
-            <w:tcW w:type="dxa" w:w="2268"/>
-            <w:shd w:val="clear" w:color="auto" w:fill="FFFFFF"/>
-            <w:tcBorders>
-              <w:top w:val="single" w:sz="4" w:space="0" w:color="E2E8E6"/>
-              <w:left w:val="single" w:sz="4" w:space="0" w:color="E2E8E6"/>
-              <w:bottom w:val="single" w:sz="4" w:space="0" w:color="E2E8E6"/>
-              <w:right w:val="single" w:sz="4" w:space="0" w:color="E2E8E6"/>
-            </w:tcBorders>
-            <w:tcMar>
-              <w:top w:w="100" w:type="dxa"/>
-              <w:left w:w="140" w:type="dxa"/>
-              <w:bottom w:w="100" w:type="dxa"/>
-              <w:right w:w="140" w:type="dxa"/>
-            </w:tcMar>
-          </w:tcPr>
-          <w:p>
-            <w:pPr>
-              <w:spacing w:before="60" w:after="60" w:line="288" w:lineRule="auto"/>
-              <w:keepNext/>
-            </w:pPr>
-            <w:r>
-              <w:rPr>
-                <w:rFonts w:ascii="Arial" w:hAnsi="Arial" w:cs="Arial" w:eastAsia="Arial"/>
-                <w:b w:val="0"/>
-                <w:i w:val="0"/>
-                <w:color w:val="333333"/>
-                <w:sz w:val="19"/>
-              </w:rPr>
-              <w:t>✓</w:t>
-            </w:r>
-          </w:p>
-        </w:tc>
-        <w:tc>
-          <w:tcPr>
-            <w:tcW w:type="dxa" w:w="2268"/>
-            <w:shd w:val="clear" w:color="auto" w:fill="FFFFFF"/>
-            <w:tcBorders>
-              <w:top w:val="single" w:sz="4" w:space="0" w:color="E2E8E6"/>
-              <w:left w:val="single" w:sz="4" w:space="0" w:color="E2E8E6"/>
-              <w:bottom w:val="single" w:sz="4" w:space="0" w:color="E2E8E6"/>
-              <w:right w:val="single" w:sz="4" w:space="0" w:color="E2E8E6"/>
-            </w:tcBorders>
-            <w:tcMar>
-              <w:top w:w="100" w:type="dxa"/>
-              <w:left w:w="140" w:type="dxa"/>
-              <w:bottom w:w="100" w:type="dxa"/>
-              <w:right w:w="140" w:type="dxa"/>
-            </w:tcMar>
-          </w:tcPr>
-          <w:p>
-            <w:pPr>
-              <w:spacing w:before="60" w:after="60" w:line="288" w:lineRule="auto"/>
-              <w:keepNext/>
-            </w:pPr>
-            <w:r>
-              <w:rPr>
-                <w:rFonts w:ascii="Arial" w:hAnsi="Arial" w:cs="Arial" w:eastAsia="Arial"/>
-                <w:b w:val="0"/>
-                <w:i w:val="0"/>
-                <w:color w:val="333333"/>
-                <w:sz w:val="19"/>
-              </w:rPr>
-              <w:t>✓</w:t>
-            </w:r>
-          </w:p>
-        </w:tc>
-      </w:tr>
-      <w:tr>
-        <w:trPr>
-          <w:cantSplit/>
-        </w:trPr>
-        <w:tc>
-          <w:tcPr>
-            <w:tcW w:type="dxa" w:w="4819"/>
-            <w:shd w:val="clear" w:color="auto" w:fill="E6F7F5"/>
             <w:tcBorders>
               <w:top w:val="single" w:sz="4" w:space="0" w:color="E2E8E6"/>
               <w:left w:val="single" w:sz="4" w:space="0" w:color="E2E8E6"/>
@@ -2254,14 +1933,14 @@
                 <w:color w:val="0E8F7D"/>
                 <w:sz w:val="19"/>
               </w:rPr>
-              <w:t>Закрытый чат поддержки</w:t>
+              <w:t>Поддержка</w:t>
             </w:r>
           </w:p>
         </w:tc>
         <w:tc>
           <w:tcPr>
-            <w:tcW w:type="dxa" w:w="2268"/>
-            <w:shd w:val="clear" w:color="auto" w:fill="E6F7F5"/>
+            <w:tcW w:type="dxa" w:w="3118"/>
+            <w:shd w:val="clear" w:color="auto" w:fill="FFFFFF"/>
             <w:tcBorders>
               <w:top w:val="single" w:sz="4" w:space="0" w:color="E2E8E6"/>
               <w:left w:val="single" w:sz="4" w:space="0" w:color="E2E8E6"/>
@@ -2287,14 +1966,14 @@
                 <w:color w:val="333333"/>
                 <w:sz w:val="19"/>
               </w:rPr>
-              <w:t>✓</w:t>
+              <w:t>Закрытый чат</w:t>
             </w:r>
           </w:p>
         </w:tc>
         <w:tc>
           <w:tcPr>
-            <w:tcW w:type="dxa" w:w="2268"/>
-            <w:shd w:val="clear" w:color="auto" w:fill="E6F7F5"/>
+            <w:tcW w:type="dxa" w:w="3969"/>
+            <w:shd w:val="clear" w:color="auto" w:fill="FFFFFF"/>
             <w:tcBorders>
               <w:top w:val="single" w:sz="4" w:space="0" w:color="E2E8E6"/>
               <w:left w:val="single" w:sz="4" w:space="0" w:color="E2E8E6"/>
@@ -2320,12 +1999,27 @@
                 <w:color w:val="333333"/>
                 <w:sz w:val="19"/>
               </w:rPr>
-              <w:t>✓</w:t>
+              <w:t>Закрытый чат</w:t>
             </w:r>
           </w:p>
         </w:tc>
       </w:tr>
     </w:tbl>
+    <w:p>
+      <w:pPr>
+        <w:spacing w:before="120" w:after="120" w:line="300" w:lineRule="auto"/>
+      </w:pPr>
+      <w:r>
+        <w:rPr>
+          <w:rFonts w:ascii="Arial" w:hAnsi="Arial" w:cs="Arial" w:eastAsia="Arial"/>
+          <w:b/>
+          <w:i w:val="0"/>
+          <w:color w:val="0E8F7D"/>
+          <w:sz w:val="20"/>
+        </w:rPr>
+        <w:t>Полный курс сейчас со скидкой 50%: 99 990 ₽ вместо 200 000 ₽.</w:t>
+      </w:r>
+    </w:p>
     <w:p>
       <w:pPr>
         <w:spacing w:before="400" w:after="200" w:line="264" w:lineRule="auto"/>
@@ -2461,7 +2155,7 @@
                 <w:color w:val="0E8F7D"/>
                 <w:sz w:val="21"/>
               </w:rPr>
-              <w:t>«Полная программа»</w:t>
+              <w:t>«Полный курс»</w:t>
             </w:r>
           </w:p>
         </w:tc>
@@ -2512,7 +2206,7 @@
           <w:color w:val="0E8F7D"/>
           <w:sz w:val="20"/>
         </w:rPr>
-        <w:t>Наша рекомендация: под вашу задачу — реализм и собственный персонаж — подходит полная программа, 99 990 ₽.</w:t>
+        <w:t>Наша рекомендация: под вашу задачу — реализм и собственный персонаж — подходит полный курс, 99 990 ₽.</w:t>
       </w:r>
     </w:p>
     <w:p>
@@ -2666,7 +2360,7 @@
           <w:color w:val="101010"/>
           <w:sz w:val="22"/>
         </w:rPr>
-        <w:t>Можно ли начать с «Рекламных видео», а потом перейти на полную программу?</w:t>
+        <w:t>Можно ли начать с «Рекламных видео», а потом перейти на полный курс?</w:t>
       </w:r>
     </w:p>
     <w:p>
@@ -2725,7 +2419,7 @@
           <w:color w:val="333333"/>
           <w:sz w:val="22"/>
         </w:rPr>
-        <w:t>«Рекламные видео» или «Полная программа».</w:t>
+        <w:t>«Рекламные видео» или «Полный курс».</w:t>
       </w:r>
     </w:p>
     <w:p>

--- a/kp/obuchenie-aleksey/AI_в_кадре_обучение_реалистичное_видео.docx
+++ b/kp/obuchenie-aleksey/AI_в_кадре_обучение_реалистичное_видео.docx
@@ -280,7 +280,7 @@
                 <w:sz w:val="19"/>
                 <w:spacing w:val="16"/>
               </w:rPr>
-              <w:t>ПОЛНЫЙ КУРС · −50%</w:t>
+              <w:t>ПОЛНЫЙ КУРС · ВАША ЦЕНА</w:t>
             </w:r>
           </w:p>
           <w:p>
@@ -296,7 +296,7 @@
                 <w:color w:val="FFFFFF"/>
                 <w:sz w:val="28"/>
               </w:rPr>
-              <w:t>99 990 ₽</w:t>
+              <w:t>85 000 ₽</w:t>
             </w:r>
           </w:p>
           <w:p>
@@ -312,7 +312,7 @@
                 <w:color w:val="E6F7F5"/>
                 <w:sz w:val="19"/>
               </w:rPr>
-              <w:t>вместо 200 000 ₽ · любые AI-видео</w:t>
+              <w:t>вместо 99 990 ₽ · до 25 октября</w:t>
             </w:r>
           </w:p>
         </w:tc>
@@ -1146,7 +1146,7 @@
                 <w:color w:val="FFFFFF"/>
                 <w:sz w:val="18"/>
               </w:rPr>
-              <w:t>Полный курс · 99 990 ₽</w:t>
+              <w:t>Полный курс · 85 000 ₽ до 25.10</w:t>
             </w:r>
           </w:p>
         </w:tc>
@@ -2017,7 +2017,7 @@
           <w:color w:val="0E8F7D"/>
           <w:sz w:val="20"/>
         </w:rPr>
-        <w:t>Полный курс сейчас со скидкой 50%: 99 990 ₽ вместо 200 000 ₽.</w:t>
+        <w:t>Персональная цена на полный курс — 85 000 ₽ вместо 99 990 ₽ при оплате до воскресенья, 25 октября.</w:t>
       </w:r>
     </w:p>
     <w:p>
@@ -2206,7 +2206,7 @@
           <w:color w:val="0E8F7D"/>
           <w:sz w:val="20"/>
         </w:rPr>
-        <w:t>Наша рекомендация: под вашу задачу — реализм и собственный персонаж — подходит полный курс, 99 990 ₽.</w:t>
+        <w:t>Наша рекомендация: под вашу задачу — реализм и собственный персонаж — подходит полный курс — для вас 85 000 ₽ до 25 октября.</w:t>
       </w:r>
     </w:p>
     <w:p>
@@ -2743,7 +2743,7 @@
           <w:color w:val="333333"/>
           <w:sz w:val="22"/>
         </w:rPr>
-        <w:t>Алексей, напишите, какой формат вам ближе, — пришлём ссылку на оплату и откроем доступ.</w:t>
+        <w:t>Алексей, цена 85 000 ₽ на полный курс действует до воскресенья, 25 октября. Напишите — пришлём ссылку на оплату и откроем доступ.</w:t>
       </w:r>
     </w:p>
     <w:sectPr>
